--- a/clients/aoc/crowdstrike/monthly/2026-02/AOC-CrowdStrike-Activity-2026-02.docx
+++ b/clients/aoc/crowdstrike/monthly/2026-02/AOC-CrowdStrike-Activity-2026-02.docx
@@ -95,7 +95,7 @@
       <w:tr>
         <w:tc>
           <w:tcPr>
-            <w:tcW w:type="dxa" w:w="3744"/>
+            <w:tcW w:type="dxa" w:w="3528"/>
             <w:tcBorders>
               <w:top w:val="nil"/>
               <w:left w:val="nil"/>
@@ -133,7 +133,7 @@
         </w:tc>
         <w:tc>
           <w:tcPr>
-            <w:tcW w:type="dxa" w:w="3744"/>
+            <w:tcW w:type="dxa" w:w="3528"/>
             <w:tcBorders>
               <w:top w:val="nil"/>
               <w:left w:val="nil"/>
@@ -2157,7 +2157,7 @@
         </w:tc>
         <w:tc>
           <w:tcPr>
-            <w:tcW w:type="dxa" w:w="2592"/>
+            <w:tcW w:type="dxa" w:w="2448"/>
             <w:shd w:val="clear" w:color="auto" w:fill="006DB6"/>
             <w:tcBorders>
               <w:top w:val="single" w:sz="4" w:color="E9ECEF"/>
@@ -2184,7 +2184,7 @@
         </w:tc>
         <w:tc>
           <w:tcPr>
-            <w:tcW w:type="dxa" w:w="1872"/>
+            <w:tcW w:type="dxa" w:w="1728"/>
             <w:shd w:val="clear" w:color="auto" w:fill="006DB6"/>
             <w:tcBorders>
               <w:top w:val="single" w:sz="4" w:color="E9ECEF"/>
@@ -2211,7 +2211,7 @@
         </w:tc>
         <w:tc>
           <w:tcPr>
-            <w:tcW w:type="dxa" w:w="1872"/>
+            <w:tcW w:type="dxa" w:w="1728"/>
             <w:shd w:val="clear" w:color="auto" w:fill="006DB6"/>
             <w:tcBorders>
               <w:top w:val="single" w:sz="4" w:color="E9ECEF"/>
@@ -2287,7 +2287,7 @@
                 <w:color w:val="59595B"/>
                 <w:sz w:val="19"/>
               </w:rPr>
-              <w:t>2026-02-23</w:t>
+              <w:t>—</w:t>
             </w:r>
           </w:p>
         </w:tc>
@@ -2319,7 +2319,7 @@
         </w:tc>
         <w:tc>
           <w:tcPr>
-            <w:tcW w:type="dxa" w:w="2592"/>
+            <w:tcW w:type="dxa" w:w="2448"/>
             <w:tcBorders>
               <w:top w:val="single" w:sz="4" w:color="E9ECEF"/>
               <w:left w:val="single" w:sz="4" w:color="E9ECEF"/>
@@ -2345,7 +2345,7 @@
         </w:tc>
         <w:tc>
           <w:tcPr>
-            <w:tcW w:type="dxa" w:w="1872"/>
+            <w:tcW w:type="dxa" w:w="1728"/>
             <w:tcBorders>
               <w:top w:val="single" w:sz="4" w:color="E9ECEF"/>
               <w:left w:val="single" w:sz="4" w:color="E9ECEF"/>
@@ -2371,7 +2371,7 @@
         </w:tc>
         <w:tc>
           <w:tcPr>
-            <w:tcW w:type="dxa" w:w="1872"/>
+            <w:tcW w:type="dxa" w:w="1728"/>
             <w:tcBorders>
               <w:top w:val="single" w:sz="4" w:color="E9ECEF"/>
               <w:left w:val="single" w:sz="4" w:color="E9ECEF"/>
@@ -2446,7 +2446,7 @@
                 <w:color w:val="59595B"/>
                 <w:sz w:val="19"/>
               </w:rPr>
-              <w:t>2026-02-27</w:t>
+              <w:t>—</w:t>
             </w:r>
           </w:p>
         </w:tc>
@@ -2479,7 +2479,7 @@
         </w:tc>
         <w:tc>
           <w:tcPr>
-            <w:tcW w:type="dxa" w:w="2592"/>
+            <w:tcW w:type="dxa" w:w="2448"/>
             <w:shd w:val="clear" w:color="auto" w:fill="F8F9FA"/>
             <w:tcBorders>
               <w:top w:val="single" w:sz="4" w:color="E9ECEF"/>
@@ -2506,7 +2506,7 @@
         </w:tc>
         <w:tc>
           <w:tcPr>
-            <w:tcW w:type="dxa" w:w="1872"/>
+            <w:tcW w:type="dxa" w:w="1728"/>
             <w:shd w:val="clear" w:color="auto" w:fill="F8F9FA"/>
             <w:tcBorders>
               <w:top w:val="single" w:sz="4" w:color="E9ECEF"/>
@@ -2533,7 +2533,7 @@
         </w:tc>
         <w:tc>
           <w:tcPr>
-            <w:tcW w:type="dxa" w:w="1872"/>
+            <w:tcW w:type="dxa" w:w="1728"/>
             <w:shd w:val="clear" w:color="auto" w:fill="F8F9FA"/>
             <w:tcBorders>
               <w:top w:val="single" w:sz="4" w:color="E9ECEF"/>
@@ -2609,7 +2609,7 @@
                 <w:color w:val="59595B"/>
                 <w:sz w:val="19"/>
               </w:rPr>
-              <w:t>2026-02-27</w:t>
+              <w:t>—</w:t>
             </w:r>
           </w:p>
         </w:tc>
@@ -2641,7 +2641,7 @@
         </w:tc>
         <w:tc>
           <w:tcPr>
-            <w:tcW w:type="dxa" w:w="2592"/>
+            <w:tcW w:type="dxa" w:w="2448"/>
             <w:tcBorders>
               <w:top w:val="single" w:sz="4" w:color="E9ECEF"/>
               <w:left w:val="single" w:sz="4" w:color="E9ECEF"/>
@@ -2667,7 +2667,7 @@
         </w:tc>
         <w:tc>
           <w:tcPr>
-            <w:tcW w:type="dxa" w:w="1872"/>
+            <w:tcW w:type="dxa" w:w="1728"/>
             <w:tcBorders>
               <w:top w:val="single" w:sz="4" w:color="E9ECEF"/>
               <w:left w:val="single" w:sz="4" w:color="E9ECEF"/>
@@ -2693,7 +2693,7 @@
         </w:tc>
         <w:tc>
           <w:tcPr>
-            <w:tcW w:type="dxa" w:w="1872"/>
+            <w:tcW w:type="dxa" w:w="1728"/>
             <w:tcBorders>
               <w:top w:val="single" w:sz="4" w:color="E9ECEF"/>
               <w:left w:val="single" w:sz="4" w:color="E9ECEF"/>
@@ -2768,7 +2768,7 @@
                 <w:color w:val="59595B"/>
                 <w:sz w:val="19"/>
               </w:rPr>
-              <w:t>2026-02-15</w:t>
+              <w:t>—</w:t>
             </w:r>
           </w:p>
         </w:tc>
@@ -2801,7 +2801,7 @@
         </w:tc>
         <w:tc>
           <w:tcPr>
-            <w:tcW w:type="dxa" w:w="2592"/>
+            <w:tcW w:type="dxa" w:w="2448"/>
             <w:shd w:val="clear" w:color="auto" w:fill="F8F9FA"/>
             <w:tcBorders>
               <w:top w:val="single" w:sz="4" w:color="E9ECEF"/>
@@ -2828,7 +2828,7 @@
         </w:tc>
         <w:tc>
           <w:tcPr>
-            <w:tcW w:type="dxa" w:w="1872"/>
+            <w:tcW w:type="dxa" w:w="1728"/>
             <w:shd w:val="clear" w:color="auto" w:fill="F8F9FA"/>
             <w:tcBorders>
               <w:top w:val="single" w:sz="4" w:color="E9ECEF"/>
@@ -2855,7 +2855,7 @@
         </w:tc>
         <w:tc>
           <w:tcPr>
-            <w:tcW w:type="dxa" w:w="1872"/>
+            <w:tcW w:type="dxa" w:w="1728"/>
             <w:shd w:val="clear" w:color="auto" w:fill="F8F9FA"/>
             <w:tcBorders>
               <w:top w:val="single" w:sz="4" w:color="E9ECEF"/>
@@ -2931,7 +2931,7 @@
                 <w:color w:val="59595B"/>
                 <w:sz w:val="19"/>
               </w:rPr>
-              <w:t>2026-02-23</w:t>
+              <w:t>—</w:t>
             </w:r>
           </w:p>
         </w:tc>
@@ -2963,7 +2963,7 @@
         </w:tc>
         <w:tc>
           <w:tcPr>
-            <w:tcW w:type="dxa" w:w="2592"/>
+            <w:tcW w:type="dxa" w:w="2448"/>
             <w:tcBorders>
               <w:top w:val="single" w:sz="4" w:color="E9ECEF"/>
               <w:left w:val="single" w:sz="4" w:color="E9ECEF"/>
@@ -2989,7 +2989,7 @@
         </w:tc>
         <w:tc>
           <w:tcPr>
-            <w:tcW w:type="dxa" w:w="1872"/>
+            <w:tcW w:type="dxa" w:w="1728"/>
             <w:tcBorders>
               <w:top w:val="single" w:sz="4" w:color="E9ECEF"/>
               <w:left w:val="single" w:sz="4" w:color="E9ECEF"/>
@@ -3015,7 +3015,7 @@
         </w:tc>
         <w:tc>
           <w:tcPr>
-            <w:tcW w:type="dxa" w:w="1872"/>
+            <w:tcW w:type="dxa" w:w="1728"/>
             <w:tcBorders>
               <w:top w:val="single" w:sz="4" w:color="E9ECEF"/>
               <w:left w:val="single" w:sz="4" w:color="E9ECEF"/>
@@ -3090,7 +3090,7 @@
                 <w:color w:val="59595B"/>
                 <w:sz w:val="19"/>
               </w:rPr>
-              <w:t>2026-02-27</w:t>
+              <w:t>—</w:t>
             </w:r>
           </w:p>
         </w:tc>
@@ -3123,7 +3123,7 @@
         </w:tc>
         <w:tc>
           <w:tcPr>
-            <w:tcW w:type="dxa" w:w="2592"/>
+            <w:tcW w:type="dxa" w:w="2448"/>
             <w:shd w:val="clear" w:color="auto" w:fill="F8F9FA"/>
             <w:tcBorders>
               <w:top w:val="single" w:sz="4" w:color="E9ECEF"/>
@@ -3150,7 +3150,7 @@
         </w:tc>
         <w:tc>
           <w:tcPr>
-            <w:tcW w:type="dxa" w:w="1872"/>
+            <w:tcW w:type="dxa" w:w="1728"/>
             <w:shd w:val="clear" w:color="auto" w:fill="F8F9FA"/>
             <w:tcBorders>
               <w:top w:val="single" w:sz="4" w:color="E9ECEF"/>
@@ -3177,7 +3177,7 @@
         </w:tc>
         <w:tc>
           <w:tcPr>
-            <w:tcW w:type="dxa" w:w="1872"/>
+            <w:tcW w:type="dxa" w:w="1728"/>
             <w:shd w:val="clear" w:color="auto" w:fill="F8F9FA"/>
             <w:tcBorders>
               <w:top w:val="single" w:sz="4" w:color="E9ECEF"/>
@@ -3253,7 +3253,7 @@
                 <w:color w:val="59595B"/>
                 <w:sz w:val="19"/>
               </w:rPr>
-              <w:t>2026-02-23</w:t>
+              <w:t>—</w:t>
             </w:r>
           </w:p>
         </w:tc>
@@ -3285,7 +3285,7 @@
         </w:tc>
         <w:tc>
           <w:tcPr>
-            <w:tcW w:type="dxa" w:w="2592"/>
+            <w:tcW w:type="dxa" w:w="2448"/>
             <w:tcBorders>
               <w:top w:val="single" w:sz="4" w:color="E9ECEF"/>
               <w:left w:val="single" w:sz="4" w:color="E9ECEF"/>
@@ -3311,7 +3311,7 @@
         </w:tc>
         <w:tc>
           <w:tcPr>
-            <w:tcW w:type="dxa" w:w="1872"/>
+            <w:tcW w:type="dxa" w:w="1728"/>
             <w:tcBorders>
               <w:top w:val="single" w:sz="4" w:color="E9ECEF"/>
               <w:left w:val="single" w:sz="4" w:color="E9ECEF"/>
@@ -3337,7 +3337,7 @@
         </w:tc>
         <w:tc>
           <w:tcPr>
-            <w:tcW w:type="dxa" w:w="1872"/>
+            <w:tcW w:type="dxa" w:w="1728"/>
             <w:tcBorders>
               <w:top w:val="single" w:sz="4" w:color="E9ECEF"/>
               <w:left w:val="single" w:sz="4" w:color="E9ECEF"/>
@@ -3412,7 +3412,7 @@
                 <w:color w:val="59595B"/>
                 <w:sz w:val="19"/>
               </w:rPr>
-              <w:t>2026-02-10</w:t>
+              <w:t>—</w:t>
             </w:r>
           </w:p>
         </w:tc>
@@ -3445,7 +3445,7 @@
         </w:tc>
         <w:tc>
           <w:tcPr>
-            <w:tcW w:type="dxa" w:w="2592"/>
+            <w:tcW w:type="dxa" w:w="2448"/>
             <w:shd w:val="clear" w:color="auto" w:fill="F8F9FA"/>
             <w:tcBorders>
               <w:top w:val="single" w:sz="4" w:color="E9ECEF"/>
@@ -3472,7 +3472,7 @@
         </w:tc>
         <w:tc>
           <w:tcPr>
-            <w:tcW w:type="dxa" w:w="1872"/>
+            <w:tcW w:type="dxa" w:w="1728"/>
             <w:shd w:val="clear" w:color="auto" w:fill="F8F9FA"/>
             <w:tcBorders>
               <w:top w:val="single" w:sz="4" w:color="E9ECEF"/>
@@ -3499,7 +3499,7 @@
         </w:tc>
         <w:tc>
           <w:tcPr>
-            <w:tcW w:type="dxa" w:w="1872"/>
+            <w:tcW w:type="dxa" w:w="1728"/>
             <w:shd w:val="clear" w:color="auto" w:fill="F8F9FA"/>
             <w:tcBorders>
               <w:top w:val="single" w:sz="4" w:color="E9ECEF"/>
@@ -3575,7 +3575,7 @@
                 <w:color w:val="59595B"/>
                 <w:sz w:val="19"/>
               </w:rPr>
-              <w:t>2026-02-11</w:t>
+              <w:t>—</w:t>
             </w:r>
           </w:p>
         </w:tc>
@@ -3607,7 +3607,7 @@
         </w:tc>
         <w:tc>
           <w:tcPr>
-            <w:tcW w:type="dxa" w:w="2592"/>
+            <w:tcW w:type="dxa" w:w="2448"/>
             <w:tcBorders>
               <w:top w:val="single" w:sz="4" w:color="E9ECEF"/>
               <w:left w:val="single" w:sz="4" w:color="E9ECEF"/>
@@ -3633,7 +3633,7 @@
         </w:tc>
         <w:tc>
           <w:tcPr>
-            <w:tcW w:type="dxa" w:w="1872"/>
+            <w:tcW w:type="dxa" w:w="1728"/>
             <w:tcBorders>
               <w:top w:val="single" w:sz="4" w:color="E9ECEF"/>
               <w:left w:val="single" w:sz="4" w:color="E9ECEF"/>
@@ -3659,7 +3659,7 @@
         </w:tc>
         <w:tc>
           <w:tcPr>
-            <w:tcW w:type="dxa" w:w="1872"/>
+            <w:tcW w:type="dxa" w:w="1728"/>
             <w:tcBorders>
               <w:top w:val="single" w:sz="4" w:color="E9ECEF"/>
               <w:left w:val="single" w:sz="4" w:color="E9ECEF"/>
@@ -3734,7 +3734,7 @@
                 <w:color w:val="59595B"/>
                 <w:sz w:val="19"/>
               </w:rPr>
-              <w:t>2026-02-11</w:t>
+              <w:t>—</w:t>
             </w:r>
           </w:p>
         </w:tc>
@@ -3767,7 +3767,7 @@
         </w:tc>
         <w:tc>
           <w:tcPr>
-            <w:tcW w:type="dxa" w:w="2592"/>
+            <w:tcW w:type="dxa" w:w="2448"/>
             <w:shd w:val="clear" w:color="auto" w:fill="F8F9FA"/>
             <w:tcBorders>
               <w:top w:val="single" w:sz="4" w:color="E9ECEF"/>
@@ -3794,7 +3794,7 @@
         </w:tc>
         <w:tc>
           <w:tcPr>
-            <w:tcW w:type="dxa" w:w="1872"/>
+            <w:tcW w:type="dxa" w:w="1728"/>
             <w:shd w:val="clear" w:color="auto" w:fill="F8F9FA"/>
             <w:tcBorders>
               <w:top w:val="single" w:sz="4" w:color="E9ECEF"/>
@@ -3821,7 +3821,7 @@
         </w:tc>
         <w:tc>
           <w:tcPr>
-            <w:tcW w:type="dxa" w:w="1872"/>
+            <w:tcW w:type="dxa" w:w="1728"/>
             <w:shd w:val="clear" w:color="auto" w:fill="F8F9FA"/>
             <w:tcBorders>
               <w:top w:val="single" w:sz="4" w:color="E9ECEF"/>
@@ -3897,7 +3897,7 @@
                 <w:color w:val="59595B"/>
                 <w:sz w:val="19"/>
               </w:rPr>
-              <w:t>2026-02-11</w:t>
+              <w:t>—</w:t>
             </w:r>
           </w:p>
         </w:tc>
@@ -3929,7 +3929,7 @@
         </w:tc>
         <w:tc>
           <w:tcPr>
-            <w:tcW w:type="dxa" w:w="2592"/>
+            <w:tcW w:type="dxa" w:w="2448"/>
             <w:tcBorders>
               <w:top w:val="single" w:sz="4" w:color="E9ECEF"/>
               <w:left w:val="single" w:sz="4" w:color="E9ECEF"/>
@@ -3955,7 +3955,7 @@
         </w:tc>
         <w:tc>
           <w:tcPr>
-            <w:tcW w:type="dxa" w:w="1872"/>
+            <w:tcW w:type="dxa" w:w="1728"/>
             <w:tcBorders>
               <w:top w:val="single" w:sz="4" w:color="E9ECEF"/>
               <w:left w:val="single" w:sz="4" w:color="E9ECEF"/>
@@ -3981,7 +3981,7 @@
         </w:tc>
         <w:tc>
           <w:tcPr>
-            <w:tcW w:type="dxa" w:w="1872"/>
+            <w:tcW w:type="dxa" w:w="1728"/>
             <w:tcBorders>
               <w:top w:val="single" w:sz="4" w:color="E9ECEF"/>
               <w:left w:val="single" w:sz="4" w:color="E9ECEF"/>
@@ -4056,7 +4056,7 @@
                 <w:color w:val="59595B"/>
                 <w:sz w:val="19"/>
               </w:rPr>
-              <w:t>2026-02-15</w:t>
+              <w:t>—</w:t>
             </w:r>
           </w:p>
         </w:tc>
@@ -4089,7 +4089,7 @@
         </w:tc>
         <w:tc>
           <w:tcPr>
-            <w:tcW w:type="dxa" w:w="2592"/>
+            <w:tcW w:type="dxa" w:w="2448"/>
             <w:shd w:val="clear" w:color="auto" w:fill="F8F9FA"/>
             <w:tcBorders>
               <w:top w:val="single" w:sz="4" w:color="E9ECEF"/>
@@ -4116,7 +4116,7 @@
         </w:tc>
         <w:tc>
           <w:tcPr>
-            <w:tcW w:type="dxa" w:w="1872"/>
+            <w:tcW w:type="dxa" w:w="1728"/>
             <w:shd w:val="clear" w:color="auto" w:fill="F8F9FA"/>
             <w:tcBorders>
               <w:top w:val="single" w:sz="4" w:color="E9ECEF"/>
@@ -4143,7 +4143,7 @@
         </w:tc>
         <w:tc>
           <w:tcPr>
-            <w:tcW w:type="dxa" w:w="1872"/>
+            <w:tcW w:type="dxa" w:w="1728"/>
             <w:shd w:val="clear" w:color="auto" w:fill="F8F9FA"/>
             <w:tcBorders>
               <w:top w:val="single" w:sz="4" w:color="E9ECEF"/>
@@ -4219,7 +4219,7 @@
                 <w:color w:val="59595B"/>
                 <w:sz w:val="19"/>
               </w:rPr>
-              <w:t>2026-02-15</w:t>
+              <w:t>—</w:t>
             </w:r>
           </w:p>
         </w:tc>
@@ -4251,7 +4251,7 @@
         </w:tc>
         <w:tc>
           <w:tcPr>
-            <w:tcW w:type="dxa" w:w="2592"/>
+            <w:tcW w:type="dxa" w:w="2448"/>
             <w:tcBorders>
               <w:top w:val="single" w:sz="4" w:color="E9ECEF"/>
               <w:left w:val="single" w:sz="4" w:color="E9ECEF"/>
@@ -4277,7 +4277,7 @@
         </w:tc>
         <w:tc>
           <w:tcPr>
-            <w:tcW w:type="dxa" w:w="1872"/>
+            <w:tcW w:type="dxa" w:w="1728"/>
             <w:tcBorders>
               <w:top w:val="single" w:sz="4" w:color="E9ECEF"/>
               <w:left w:val="single" w:sz="4" w:color="E9ECEF"/>
@@ -4303,7 +4303,7 @@
         </w:tc>
         <w:tc>
           <w:tcPr>
-            <w:tcW w:type="dxa" w:w="1872"/>
+            <w:tcW w:type="dxa" w:w="1728"/>
             <w:tcBorders>
               <w:top w:val="single" w:sz="4" w:color="E9ECEF"/>
               <w:left w:val="single" w:sz="4" w:color="E9ECEF"/>
@@ -4378,7 +4378,7 @@
                 <w:color w:val="59595B"/>
                 <w:sz w:val="19"/>
               </w:rPr>
-              <w:t>2026-02-11</w:t>
+              <w:t>—</w:t>
             </w:r>
           </w:p>
         </w:tc>
@@ -4411,7 +4411,7 @@
         </w:tc>
         <w:tc>
           <w:tcPr>
-            <w:tcW w:type="dxa" w:w="2592"/>
+            <w:tcW w:type="dxa" w:w="2448"/>
             <w:shd w:val="clear" w:color="auto" w:fill="F8F9FA"/>
             <w:tcBorders>
               <w:top w:val="single" w:sz="4" w:color="E9ECEF"/>
@@ -4438,7 +4438,7 @@
         </w:tc>
         <w:tc>
           <w:tcPr>
-            <w:tcW w:type="dxa" w:w="1872"/>
+            <w:tcW w:type="dxa" w:w="1728"/>
             <w:shd w:val="clear" w:color="auto" w:fill="F8F9FA"/>
             <w:tcBorders>
               <w:top w:val="single" w:sz="4" w:color="E9ECEF"/>
@@ -4465,7 +4465,7 @@
         </w:tc>
         <w:tc>
           <w:tcPr>
-            <w:tcW w:type="dxa" w:w="1872"/>
+            <w:tcW w:type="dxa" w:w="1728"/>
             <w:shd w:val="clear" w:color="auto" w:fill="F8F9FA"/>
             <w:tcBorders>
               <w:top w:val="single" w:sz="4" w:color="E9ECEF"/>
@@ -4541,7 +4541,7 @@
                 <w:color w:val="59595B"/>
                 <w:sz w:val="19"/>
               </w:rPr>
-              <w:t>2026-02-11</w:t>
+              <w:t>—</w:t>
             </w:r>
           </w:p>
         </w:tc>
@@ -4573,7 +4573,7 @@
         </w:tc>
         <w:tc>
           <w:tcPr>
-            <w:tcW w:type="dxa" w:w="2592"/>
+            <w:tcW w:type="dxa" w:w="2448"/>
             <w:tcBorders>
               <w:top w:val="single" w:sz="4" w:color="E9ECEF"/>
               <w:left w:val="single" w:sz="4" w:color="E9ECEF"/>
@@ -4599,7 +4599,7 @@
         </w:tc>
         <w:tc>
           <w:tcPr>
-            <w:tcW w:type="dxa" w:w="1872"/>
+            <w:tcW w:type="dxa" w:w="1728"/>
             <w:tcBorders>
               <w:top w:val="single" w:sz="4" w:color="E9ECEF"/>
               <w:left w:val="single" w:sz="4" w:color="E9ECEF"/>
@@ -4625,7 +4625,7 @@
         </w:tc>
         <w:tc>
           <w:tcPr>
-            <w:tcW w:type="dxa" w:w="1872"/>
+            <w:tcW w:type="dxa" w:w="1728"/>
             <w:tcBorders>
               <w:top w:val="single" w:sz="4" w:color="E9ECEF"/>
               <w:left w:val="single" w:sz="4" w:color="E9ECEF"/>
@@ -4700,7 +4700,7 @@
                 <w:color w:val="59595B"/>
                 <w:sz w:val="19"/>
               </w:rPr>
-              <w:t>2026-02-10</w:t>
+              <w:t>—</w:t>
             </w:r>
           </w:p>
         </w:tc>
@@ -4733,7 +4733,7 @@
         </w:tc>
         <w:tc>
           <w:tcPr>
-            <w:tcW w:type="dxa" w:w="2592"/>
+            <w:tcW w:type="dxa" w:w="2448"/>
             <w:shd w:val="clear" w:color="auto" w:fill="F8F9FA"/>
             <w:tcBorders>
               <w:top w:val="single" w:sz="4" w:color="E9ECEF"/>
@@ -4760,7 +4760,7 @@
         </w:tc>
         <w:tc>
           <w:tcPr>
-            <w:tcW w:type="dxa" w:w="1872"/>
+            <w:tcW w:type="dxa" w:w="1728"/>
             <w:shd w:val="clear" w:color="auto" w:fill="F8F9FA"/>
             <w:tcBorders>
               <w:top w:val="single" w:sz="4" w:color="E9ECEF"/>
@@ -4787,7 +4787,7 @@
         </w:tc>
         <w:tc>
           <w:tcPr>
-            <w:tcW w:type="dxa" w:w="1872"/>
+            <w:tcW w:type="dxa" w:w="1728"/>
             <w:shd w:val="clear" w:color="auto" w:fill="F8F9FA"/>
             <w:tcBorders>
               <w:top w:val="single" w:sz="4" w:color="E9ECEF"/>
@@ -4863,7 +4863,7 @@
                 <w:color w:val="59595B"/>
                 <w:sz w:val="19"/>
               </w:rPr>
-              <w:t>2026-02-10</w:t>
+              <w:t>—</w:t>
             </w:r>
           </w:p>
         </w:tc>
@@ -4895,7 +4895,7 @@
         </w:tc>
         <w:tc>
           <w:tcPr>
-            <w:tcW w:type="dxa" w:w="2592"/>
+            <w:tcW w:type="dxa" w:w="2448"/>
             <w:tcBorders>
               <w:top w:val="single" w:sz="4" w:color="E9ECEF"/>
               <w:left w:val="single" w:sz="4" w:color="E9ECEF"/>
@@ -4921,7 +4921,7 @@
         </w:tc>
         <w:tc>
           <w:tcPr>
-            <w:tcW w:type="dxa" w:w="1872"/>
+            <w:tcW w:type="dxa" w:w="1728"/>
             <w:tcBorders>
               <w:top w:val="single" w:sz="4" w:color="E9ECEF"/>
               <w:left w:val="single" w:sz="4" w:color="E9ECEF"/>
@@ -4947,7 +4947,7 @@
         </w:tc>
         <w:tc>
           <w:tcPr>
-            <w:tcW w:type="dxa" w:w="1872"/>
+            <w:tcW w:type="dxa" w:w="1728"/>
             <w:tcBorders>
               <w:top w:val="single" w:sz="4" w:color="E9ECEF"/>
               <w:left w:val="single" w:sz="4" w:color="E9ECEF"/>
@@ -5022,7 +5022,7 @@
                 <w:color w:val="59595B"/>
                 <w:sz w:val="19"/>
               </w:rPr>
-              <w:t>2026-02-10</w:t>
+              <w:t>—</w:t>
             </w:r>
           </w:p>
         </w:tc>
@@ -5055,7 +5055,7 @@
         </w:tc>
         <w:tc>
           <w:tcPr>
-            <w:tcW w:type="dxa" w:w="2592"/>
+            <w:tcW w:type="dxa" w:w="2448"/>
             <w:shd w:val="clear" w:color="auto" w:fill="F8F9FA"/>
             <w:tcBorders>
               <w:top w:val="single" w:sz="4" w:color="E9ECEF"/>
@@ -5082,7 +5082,7 @@
         </w:tc>
         <w:tc>
           <w:tcPr>
-            <w:tcW w:type="dxa" w:w="1872"/>
+            <w:tcW w:type="dxa" w:w="1728"/>
             <w:shd w:val="clear" w:color="auto" w:fill="F8F9FA"/>
             <w:tcBorders>
               <w:top w:val="single" w:sz="4" w:color="E9ECEF"/>
@@ -5109,7 +5109,7 @@
         </w:tc>
         <w:tc>
           <w:tcPr>
-            <w:tcW w:type="dxa" w:w="1872"/>
+            <w:tcW w:type="dxa" w:w="1728"/>
             <w:shd w:val="clear" w:color="auto" w:fill="F8F9FA"/>
             <w:tcBorders>
               <w:top w:val="single" w:sz="4" w:color="E9ECEF"/>
@@ -5185,7 +5185,7 @@
                 <w:color w:val="59595B"/>
                 <w:sz w:val="19"/>
               </w:rPr>
-              <w:t>2026-02-10</w:t>
+              <w:t>—</w:t>
             </w:r>
           </w:p>
         </w:tc>
@@ -5217,7 +5217,7 @@
         </w:tc>
         <w:tc>
           <w:tcPr>
-            <w:tcW w:type="dxa" w:w="2592"/>
+            <w:tcW w:type="dxa" w:w="2448"/>
             <w:tcBorders>
               <w:top w:val="single" w:sz="4" w:color="E9ECEF"/>
               <w:left w:val="single" w:sz="4" w:color="E9ECEF"/>
@@ -5243,7 +5243,7 @@
         </w:tc>
         <w:tc>
           <w:tcPr>
-            <w:tcW w:type="dxa" w:w="1872"/>
+            <w:tcW w:type="dxa" w:w="1728"/>
             <w:tcBorders>
               <w:top w:val="single" w:sz="4" w:color="E9ECEF"/>
               <w:left w:val="single" w:sz="4" w:color="E9ECEF"/>
@@ -5269,7 +5269,7 @@
         </w:tc>
         <w:tc>
           <w:tcPr>
-            <w:tcW w:type="dxa" w:w="1872"/>
+            <w:tcW w:type="dxa" w:w="1728"/>
             <w:tcBorders>
               <w:top w:val="single" w:sz="4" w:color="E9ECEF"/>
               <w:left w:val="single" w:sz="4" w:color="E9ECEF"/>
@@ -5344,7 +5344,7 @@
                 <w:color w:val="59595B"/>
                 <w:sz w:val="19"/>
               </w:rPr>
-              <w:t>2026-02-11</w:t>
+              <w:t>—</w:t>
             </w:r>
           </w:p>
         </w:tc>
@@ -5377,7 +5377,7 @@
         </w:tc>
         <w:tc>
           <w:tcPr>
-            <w:tcW w:type="dxa" w:w="2592"/>
+            <w:tcW w:type="dxa" w:w="2448"/>
             <w:shd w:val="clear" w:color="auto" w:fill="F8F9FA"/>
             <w:tcBorders>
               <w:top w:val="single" w:sz="4" w:color="E9ECEF"/>
@@ -5404,7 +5404,7 @@
         </w:tc>
         <w:tc>
           <w:tcPr>
-            <w:tcW w:type="dxa" w:w="1872"/>
+            <w:tcW w:type="dxa" w:w="1728"/>
             <w:shd w:val="clear" w:color="auto" w:fill="F8F9FA"/>
             <w:tcBorders>
               <w:top w:val="single" w:sz="4" w:color="E9ECEF"/>
@@ -5431,7 +5431,7 @@
         </w:tc>
         <w:tc>
           <w:tcPr>
-            <w:tcW w:type="dxa" w:w="1872"/>
+            <w:tcW w:type="dxa" w:w="1728"/>
             <w:shd w:val="clear" w:color="auto" w:fill="F8F9FA"/>
             <w:tcBorders>
               <w:top w:val="single" w:sz="4" w:color="E9ECEF"/>
@@ -5507,7 +5507,7 @@
                 <w:color w:val="59595B"/>
                 <w:sz w:val="19"/>
               </w:rPr>
-              <w:t>2026-02-10</w:t>
+              <w:t>—</w:t>
             </w:r>
           </w:p>
         </w:tc>
@@ -5539,7 +5539,7 @@
         </w:tc>
         <w:tc>
           <w:tcPr>
-            <w:tcW w:type="dxa" w:w="2592"/>
+            <w:tcW w:type="dxa" w:w="2448"/>
             <w:tcBorders>
               <w:top w:val="single" w:sz="4" w:color="E9ECEF"/>
               <w:left w:val="single" w:sz="4" w:color="E9ECEF"/>
@@ -5565,7 +5565,7 @@
         </w:tc>
         <w:tc>
           <w:tcPr>
-            <w:tcW w:type="dxa" w:w="1872"/>
+            <w:tcW w:type="dxa" w:w="1728"/>
             <w:tcBorders>
               <w:top w:val="single" w:sz="4" w:color="E9ECEF"/>
               <w:left w:val="single" w:sz="4" w:color="E9ECEF"/>
@@ -5591,7 +5591,7 @@
         </w:tc>
         <w:tc>
           <w:tcPr>
-            <w:tcW w:type="dxa" w:w="1872"/>
+            <w:tcW w:type="dxa" w:w="1728"/>
             <w:tcBorders>
               <w:top w:val="single" w:sz="4" w:color="E9ECEF"/>
               <w:left w:val="single" w:sz="4" w:color="E9ECEF"/>
@@ -5666,7 +5666,7 @@
                 <w:color w:val="59595B"/>
                 <w:sz w:val="19"/>
               </w:rPr>
-              <w:t>2026-02-11</w:t>
+              <w:t>—</w:t>
             </w:r>
           </w:p>
         </w:tc>
@@ -5699,7 +5699,7 @@
         </w:tc>
         <w:tc>
           <w:tcPr>
-            <w:tcW w:type="dxa" w:w="2592"/>
+            <w:tcW w:type="dxa" w:w="2448"/>
             <w:shd w:val="clear" w:color="auto" w:fill="F8F9FA"/>
             <w:tcBorders>
               <w:top w:val="single" w:sz="4" w:color="E9ECEF"/>
@@ -5726,7 +5726,7 @@
         </w:tc>
         <w:tc>
           <w:tcPr>
-            <w:tcW w:type="dxa" w:w="1872"/>
+            <w:tcW w:type="dxa" w:w="1728"/>
             <w:shd w:val="clear" w:color="auto" w:fill="F8F9FA"/>
             <w:tcBorders>
               <w:top w:val="single" w:sz="4" w:color="E9ECEF"/>
@@ -5753,7 +5753,7 @@
         </w:tc>
         <w:tc>
           <w:tcPr>
-            <w:tcW w:type="dxa" w:w="1872"/>
+            <w:tcW w:type="dxa" w:w="1728"/>
             <w:shd w:val="clear" w:color="auto" w:fill="F8F9FA"/>
             <w:tcBorders>
               <w:top w:val="single" w:sz="4" w:color="E9ECEF"/>
@@ -5829,7 +5829,7 @@
                 <w:color w:val="59595B"/>
                 <w:sz w:val="19"/>
               </w:rPr>
-              <w:t>2026-02-02</w:t>
+              <w:t>—</w:t>
             </w:r>
           </w:p>
         </w:tc>
@@ -5861,7 +5861,7 @@
         </w:tc>
         <w:tc>
           <w:tcPr>
-            <w:tcW w:type="dxa" w:w="2592"/>
+            <w:tcW w:type="dxa" w:w="2448"/>
             <w:tcBorders>
               <w:top w:val="single" w:sz="4" w:color="E9ECEF"/>
               <w:left w:val="single" w:sz="4" w:color="E9ECEF"/>
@@ -5887,7 +5887,7 @@
         </w:tc>
         <w:tc>
           <w:tcPr>
-            <w:tcW w:type="dxa" w:w="1872"/>
+            <w:tcW w:type="dxa" w:w="1728"/>
             <w:tcBorders>
               <w:top w:val="single" w:sz="4" w:color="E9ECEF"/>
               <w:left w:val="single" w:sz="4" w:color="E9ECEF"/>
@@ -5913,7 +5913,7 @@
         </w:tc>
         <w:tc>
           <w:tcPr>
-            <w:tcW w:type="dxa" w:w="1872"/>
+            <w:tcW w:type="dxa" w:w="1728"/>
             <w:tcBorders>
               <w:top w:val="single" w:sz="4" w:color="E9ECEF"/>
               <w:left w:val="single" w:sz="4" w:color="E9ECEF"/>
@@ -5988,7 +5988,7 @@
                 <w:color w:val="59595B"/>
                 <w:sz w:val="19"/>
               </w:rPr>
-              <w:t>2026-02-02</w:t>
+              <w:t>—</w:t>
             </w:r>
           </w:p>
         </w:tc>
@@ -6021,7 +6021,7 @@
         </w:tc>
         <w:tc>
           <w:tcPr>
-            <w:tcW w:type="dxa" w:w="2592"/>
+            <w:tcW w:type="dxa" w:w="2448"/>
             <w:shd w:val="clear" w:color="auto" w:fill="F8F9FA"/>
             <w:tcBorders>
               <w:top w:val="single" w:sz="4" w:color="E9ECEF"/>
@@ -6048,7 +6048,7 @@
         </w:tc>
         <w:tc>
           <w:tcPr>
-            <w:tcW w:type="dxa" w:w="1872"/>
+            <w:tcW w:type="dxa" w:w="1728"/>
             <w:shd w:val="clear" w:color="auto" w:fill="F8F9FA"/>
             <w:tcBorders>
               <w:top w:val="single" w:sz="4" w:color="E9ECEF"/>
@@ -6075,7 +6075,7 @@
         </w:tc>
         <w:tc>
           <w:tcPr>
-            <w:tcW w:type="dxa" w:w="1872"/>
+            <w:tcW w:type="dxa" w:w="1728"/>
             <w:shd w:val="clear" w:color="auto" w:fill="F8F9FA"/>
             <w:tcBorders>
               <w:top w:val="single" w:sz="4" w:color="E9ECEF"/>
@@ -6151,7 +6151,7 @@
                 <w:color w:val="59595B"/>
                 <w:sz w:val="19"/>
               </w:rPr>
-              <w:t>2026-02-02</w:t>
+              <w:t>—</w:t>
             </w:r>
           </w:p>
         </w:tc>
@@ -6183,7 +6183,7 @@
         </w:tc>
         <w:tc>
           <w:tcPr>
-            <w:tcW w:type="dxa" w:w="2592"/>
+            <w:tcW w:type="dxa" w:w="2448"/>
             <w:tcBorders>
               <w:top w:val="single" w:sz="4" w:color="E9ECEF"/>
               <w:left w:val="single" w:sz="4" w:color="E9ECEF"/>
@@ -6209,7 +6209,7 @@
         </w:tc>
         <w:tc>
           <w:tcPr>
-            <w:tcW w:type="dxa" w:w="1872"/>
+            <w:tcW w:type="dxa" w:w="1728"/>
             <w:tcBorders>
               <w:top w:val="single" w:sz="4" w:color="E9ECEF"/>
               <w:left w:val="single" w:sz="4" w:color="E9ECEF"/>
@@ -6235,7 +6235,7 @@
         </w:tc>
         <w:tc>
           <w:tcPr>
-            <w:tcW w:type="dxa" w:w="1872"/>
+            <w:tcW w:type="dxa" w:w="1728"/>
             <w:tcBorders>
               <w:top w:val="single" w:sz="4" w:color="E9ECEF"/>
               <w:left w:val="single" w:sz="4" w:color="E9ECEF"/>
@@ -6310,7 +6310,7 @@
                 <w:color w:val="59595B"/>
                 <w:sz w:val="19"/>
               </w:rPr>
-              <w:t>2026-02-02</w:t>
+              <w:t>—</w:t>
             </w:r>
           </w:p>
         </w:tc>
@@ -6343,7 +6343,7 @@
         </w:tc>
         <w:tc>
           <w:tcPr>
-            <w:tcW w:type="dxa" w:w="2592"/>
+            <w:tcW w:type="dxa" w:w="2448"/>
             <w:shd w:val="clear" w:color="auto" w:fill="F8F9FA"/>
             <w:tcBorders>
               <w:top w:val="single" w:sz="4" w:color="E9ECEF"/>
@@ -6370,7 +6370,7 @@
         </w:tc>
         <w:tc>
           <w:tcPr>
-            <w:tcW w:type="dxa" w:w="1872"/>
+            <w:tcW w:type="dxa" w:w="1728"/>
             <w:shd w:val="clear" w:color="auto" w:fill="F8F9FA"/>
             <w:tcBorders>
               <w:top w:val="single" w:sz="4" w:color="E9ECEF"/>
@@ -6397,7 +6397,7 @@
         </w:tc>
         <w:tc>
           <w:tcPr>
-            <w:tcW w:type="dxa" w:w="1872"/>
+            <w:tcW w:type="dxa" w:w="1728"/>
             <w:shd w:val="clear" w:color="auto" w:fill="F8F9FA"/>
             <w:tcBorders>
               <w:top w:val="single" w:sz="4" w:color="E9ECEF"/>
@@ -6473,7 +6473,7 @@
                 <w:color w:val="59595B"/>
                 <w:sz w:val="19"/>
               </w:rPr>
-              <w:t>2026-02-02</w:t>
+              <w:t>—</w:t>
             </w:r>
           </w:p>
         </w:tc>
@@ -6505,7 +6505,7 @@
         </w:tc>
         <w:tc>
           <w:tcPr>
-            <w:tcW w:type="dxa" w:w="2592"/>
+            <w:tcW w:type="dxa" w:w="2448"/>
             <w:tcBorders>
               <w:top w:val="single" w:sz="4" w:color="E9ECEF"/>
               <w:left w:val="single" w:sz="4" w:color="E9ECEF"/>
@@ -6531,7 +6531,7 @@
         </w:tc>
         <w:tc>
           <w:tcPr>
-            <w:tcW w:type="dxa" w:w="1872"/>
+            <w:tcW w:type="dxa" w:w="1728"/>
             <w:tcBorders>
               <w:top w:val="single" w:sz="4" w:color="E9ECEF"/>
               <w:left w:val="single" w:sz="4" w:color="E9ECEF"/>
@@ -6557,7 +6557,7 @@
         </w:tc>
         <w:tc>
           <w:tcPr>
-            <w:tcW w:type="dxa" w:w="1872"/>
+            <w:tcW w:type="dxa" w:w="1728"/>
             <w:tcBorders>
               <w:top w:val="single" w:sz="4" w:color="E9ECEF"/>
               <w:left w:val="single" w:sz="4" w:color="E9ECEF"/>
@@ -6632,7 +6632,7 @@
                 <w:color w:val="59595B"/>
                 <w:sz w:val="19"/>
               </w:rPr>
-              <w:t>2026-02-02</w:t>
+              <w:t>—</w:t>
             </w:r>
           </w:p>
         </w:tc>
@@ -6665,7 +6665,7 @@
         </w:tc>
         <w:tc>
           <w:tcPr>
-            <w:tcW w:type="dxa" w:w="2592"/>
+            <w:tcW w:type="dxa" w:w="2448"/>
             <w:shd w:val="clear" w:color="auto" w:fill="F8F9FA"/>
             <w:tcBorders>
               <w:top w:val="single" w:sz="4" w:color="E9ECEF"/>
@@ -6692,7 +6692,7 @@
         </w:tc>
         <w:tc>
           <w:tcPr>
-            <w:tcW w:type="dxa" w:w="1872"/>
+            <w:tcW w:type="dxa" w:w="1728"/>
             <w:shd w:val="clear" w:color="auto" w:fill="F8F9FA"/>
             <w:tcBorders>
               <w:top w:val="single" w:sz="4" w:color="E9ECEF"/>
@@ -6719,7 +6719,7 @@
         </w:tc>
         <w:tc>
           <w:tcPr>
-            <w:tcW w:type="dxa" w:w="1872"/>
+            <w:tcW w:type="dxa" w:w="1728"/>
             <w:shd w:val="clear" w:color="auto" w:fill="F8F9FA"/>
             <w:tcBorders>
               <w:top w:val="single" w:sz="4" w:color="E9ECEF"/>
@@ -6795,7 +6795,7 @@
                 <w:color w:val="59595B"/>
                 <w:sz w:val="19"/>
               </w:rPr>
-              <w:t>2026-02-10</w:t>
+              <w:t>—</w:t>
             </w:r>
           </w:p>
         </w:tc>
@@ -6827,7 +6827,7 @@
         </w:tc>
         <w:tc>
           <w:tcPr>
-            <w:tcW w:type="dxa" w:w="2592"/>
+            <w:tcW w:type="dxa" w:w="2448"/>
             <w:tcBorders>
               <w:top w:val="single" w:sz="4" w:color="E9ECEF"/>
               <w:left w:val="single" w:sz="4" w:color="E9ECEF"/>
@@ -6853,7 +6853,7 @@
         </w:tc>
         <w:tc>
           <w:tcPr>
-            <w:tcW w:type="dxa" w:w="1872"/>
+            <w:tcW w:type="dxa" w:w="1728"/>
             <w:tcBorders>
               <w:top w:val="single" w:sz="4" w:color="E9ECEF"/>
               <w:left w:val="single" w:sz="4" w:color="E9ECEF"/>
@@ -6879,7 +6879,7 @@
         </w:tc>
         <w:tc>
           <w:tcPr>
-            <w:tcW w:type="dxa" w:w="1872"/>
+            <w:tcW w:type="dxa" w:w="1728"/>
             <w:tcBorders>
               <w:top w:val="single" w:sz="4" w:color="E9ECEF"/>
               <w:left w:val="single" w:sz="4" w:color="E9ECEF"/>
@@ -6954,7 +6954,7 @@
                 <w:color w:val="59595B"/>
                 <w:sz w:val="19"/>
               </w:rPr>
-              <w:t>2026-02-02</w:t>
+              <w:t>—</w:t>
             </w:r>
           </w:p>
         </w:tc>
@@ -6987,7 +6987,7 @@
         </w:tc>
         <w:tc>
           <w:tcPr>
-            <w:tcW w:type="dxa" w:w="2592"/>
+            <w:tcW w:type="dxa" w:w="2448"/>
             <w:shd w:val="clear" w:color="auto" w:fill="F8F9FA"/>
             <w:tcBorders>
               <w:top w:val="single" w:sz="4" w:color="E9ECEF"/>
@@ -7014,7 +7014,7 @@
         </w:tc>
         <w:tc>
           <w:tcPr>
-            <w:tcW w:type="dxa" w:w="1872"/>
+            <w:tcW w:type="dxa" w:w="1728"/>
             <w:shd w:val="clear" w:color="auto" w:fill="F8F9FA"/>
             <w:tcBorders>
               <w:top w:val="single" w:sz="4" w:color="E9ECEF"/>
@@ -7041,7 +7041,7 @@
         </w:tc>
         <w:tc>
           <w:tcPr>
-            <w:tcW w:type="dxa" w:w="1872"/>
+            <w:tcW w:type="dxa" w:w="1728"/>
             <w:shd w:val="clear" w:color="auto" w:fill="F8F9FA"/>
             <w:tcBorders>
               <w:top w:val="single" w:sz="4" w:color="E9ECEF"/>
@@ -7117,7 +7117,7 @@
                 <w:color w:val="59595B"/>
                 <w:sz w:val="19"/>
               </w:rPr>
-              <w:t>2026-02-02</w:t>
+              <w:t>—</w:t>
             </w:r>
           </w:p>
         </w:tc>
@@ -7149,7 +7149,7 @@
         </w:tc>
         <w:tc>
           <w:tcPr>
-            <w:tcW w:type="dxa" w:w="2592"/>
+            <w:tcW w:type="dxa" w:w="2448"/>
             <w:tcBorders>
               <w:top w:val="single" w:sz="4" w:color="E9ECEF"/>
               <w:left w:val="single" w:sz="4" w:color="E9ECEF"/>
@@ -7175,7 +7175,7 @@
         </w:tc>
         <w:tc>
           <w:tcPr>
-            <w:tcW w:type="dxa" w:w="1872"/>
+            <w:tcW w:type="dxa" w:w="1728"/>
             <w:tcBorders>
               <w:top w:val="single" w:sz="4" w:color="E9ECEF"/>
               <w:left w:val="single" w:sz="4" w:color="E9ECEF"/>
@@ -7201,7 +7201,7 @@
         </w:tc>
         <w:tc>
           <w:tcPr>
-            <w:tcW w:type="dxa" w:w="1872"/>
+            <w:tcW w:type="dxa" w:w="1728"/>
             <w:tcBorders>
               <w:top w:val="single" w:sz="4" w:color="E9ECEF"/>
               <w:left w:val="single" w:sz="4" w:color="E9ECEF"/>
@@ -7276,7 +7276,7 @@
                 <w:color w:val="59595B"/>
                 <w:sz w:val="19"/>
               </w:rPr>
-              <w:t>2026-02-02</w:t>
+              <w:t>—</w:t>
             </w:r>
           </w:p>
         </w:tc>
@@ -7309,7 +7309,7 @@
         </w:tc>
         <w:tc>
           <w:tcPr>
-            <w:tcW w:type="dxa" w:w="2592"/>
+            <w:tcW w:type="dxa" w:w="2448"/>
             <w:shd w:val="clear" w:color="auto" w:fill="F8F9FA"/>
             <w:tcBorders>
               <w:top w:val="single" w:sz="4" w:color="E9ECEF"/>
@@ -7336,7 +7336,7 @@
         </w:tc>
         <w:tc>
           <w:tcPr>
-            <w:tcW w:type="dxa" w:w="1872"/>
+            <w:tcW w:type="dxa" w:w="1728"/>
             <w:shd w:val="clear" w:color="auto" w:fill="F8F9FA"/>
             <w:tcBorders>
               <w:top w:val="single" w:sz="4" w:color="E9ECEF"/>
@@ -7363,7 +7363,7 @@
         </w:tc>
         <w:tc>
           <w:tcPr>
-            <w:tcW w:type="dxa" w:w="1872"/>
+            <w:tcW w:type="dxa" w:w="1728"/>
             <w:shd w:val="clear" w:color="auto" w:fill="F8F9FA"/>
             <w:tcBorders>
               <w:top w:val="single" w:sz="4" w:color="E9ECEF"/>
@@ -7439,7 +7439,7 @@
                 <w:color w:val="59595B"/>
                 <w:sz w:val="19"/>
               </w:rPr>
-              <w:t>2026-02-02</w:t>
+              <w:t>—</w:t>
             </w:r>
           </w:p>
         </w:tc>
@@ -7471,7 +7471,7 @@
         </w:tc>
         <w:tc>
           <w:tcPr>
-            <w:tcW w:type="dxa" w:w="2592"/>
+            <w:tcW w:type="dxa" w:w="2448"/>
             <w:tcBorders>
               <w:top w:val="single" w:sz="4" w:color="E9ECEF"/>
               <w:left w:val="single" w:sz="4" w:color="E9ECEF"/>
@@ -7497,7 +7497,7 @@
         </w:tc>
         <w:tc>
           <w:tcPr>
-            <w:tcW w:type="dxa" w:w="1872"/>
+            <w:tcW w:type="dxa" w:w="1728"/>
             <w:tcBorders>
               <w:top w:val="single" w:sz="4" w:color="E9ECEF"/>
               <w:left w:val="single" w:sz="4" w:color="E9ECEF"/>
@@ -7523,7 +7523,7 @@
         </w:tc>
         <w:tc>
           <w:tcPr>
-            <w:tcW w:type="dxa" w:w="1872"/>
+            <w:tcW w:type="dxa" w:w="1728"/>
             <w:tcBorders>
               <w:top w:val="single" w:sz="4" w:color="E9ECEF"/>
               <w:left w:val="single" w:sz="4" w:color="E9ECEF"/>
@@ -7817,6 +7817,78 @@
                 <w:color w:val="006DB6"/>
                 <w:sz w:val="28"/>
               </w:rPr>
+              <w:t xml:space="preserve">  Industry News &amp; Vendor Innovations</w:t>
+            </w:r>
+          </w:p>
+        </w:tc>
+      </w:tr>
+    </w:tbl>
+    <w:p>
+      <w:pPr>
+        <w:spacing w:after="160"/>
+      </w:pPr>
+      <w:r>
+        <w:rPr>
+          <w:rFonts w:ascii="Open Sans" w:hAnsi="Open Sans"/>
+          <w:b w:val="0"/>
+          <w:i w:val="0"/>
+          <w:color w:val="59595B"/>
+          <w:sz w:val="22"/>
+        </w:rPr>
+        <w:t>CrowdStrike announced no major platform changes this month. Routine detection-content updates and sensor improvements continued to roll out automatically. Technijian tracks CrowdStrike's release notes monthly so future updates land in this section as they're published.</w:t>
+      </w:r>
+    </w:p>
+    <w:p/>
+    <w:tbl>
+      <w:tblPr>
+        <w:tblW w:type="auto" w:w="0"/>
+        <w:tblLayout w:type="fixed"/>
+        <w:tblLook w:firstColumn="1" w:firstRow="1" w:lastColumn="0" w:lastRow="0" w:noHBand="0" w:noVBand="1" w:val="04A0"/>
+      </w:tblPr>
+      <w:tblGrid>
+        <w:gridCol w:w="94"/>
+        <w:gridCol w:w="8976"/>
+      </w:tblGrid>
+      <w:tr>
+        <w:tc>
+          <w:tcPr>
+            <w:tcW w:type="dxa" w:w="94"/>
+            <w:shd w:val="clear" w:color="auto" w:fill="006DB6"/>
+            <w:tcBorders>
+              <w:top w:val="nil"/>
+              <w:left w:val="nil"/>
+              <w:bottom w:val="nil"/>
+              <w:right w:val="nil"/>
+              <w:insideH w:val="nil"/>
+              <w:insideV w:val="nil"/>
+            </w:tcBorders>
+          </w:tcPr>
+          <w:p/>
+        </w:tc>
+        <w:tc>
+          <w:tcPr>
+            <w:tcW w:type="dxa" w:w="8976"/>
+            <w:tcBorders>
+              <w:top w:val="nil"/>
+              <w:left w:val="nil"/>
+              <w:bottom w:val="nil"/>
+              <w:right w:val="nil"/>
+              <w:insideH w:val="nil"/>
+              <w:insideV w:val="nil"/>
+            </w:tcBorders>
+          </w:tcPr>
+          <w:p>
+            <w:pPr>
+              <w:spacing w:before="80" w:after="80"/>
+            </w:pPr>
+            <w:r>
+              <w:rPr>
+                <w:rFonts w:ascii="Open Sans" w:hAnsi="Open Sans"/>
+                <w:b/>
+                <w:i w:val="0"/>
+                <w:color w:val="006DB6"/>
+                <w:sz w:val="28"/>
+              </w:rPr>
               <w:t xml:space="preserve">  Recommendations</w:t>
             </w:r>
           </w:p>
@@ -8011,7 +8083,7 @@
                 <w:color w:val="59595B"/>
                 <w:sz w:val="19"/>
               </w:rPr>
-              <w:t>2026-02-23</w:t>
+              <w:t>—</w:t>
             </w:r>
           </w:p>
         </w:tc>
@@ -8144,7 +8216,7 @@
                 <w:color w:val="59595B"/>
                 <w:sz w:val="19"/>
               </w:rPr>
-              <w:t>2026-02-27</w:t>
+              <w:t>—</w:t>
             </w:r>
           </w:p>
         </w:tc>
@@ -8280,7 +8352,7 @@
                 <w:color w:val="59595B"/>
                 <w:sz w:val="19"/>
               </w:rPr>
-              <w:t>2026-02-27</w:t>
+              <w:t>—</w:t>
             </w:r>
           </w:p>
         </w:tc>
@@ -8413,7 +8485,7 @@
                 <w:color w:val="59595B"/>
                 <w:sz w:val="19"/>
               </w:rPr>
-              <w:t>2026-02-11</w:t>
+              <w:t>—</w:t>
             </w:r>
           </w:p>
         </w:tc>
@@ -8549,7 +8621,7 @@
                 <w:color w:val="59595B"/>
                 <w:sz w:val="19"/>
               </w:rPr>
-              <w:t>2026-02-15</w:t>
+              <w:t>—</w:t>
             </w:r>
           </w:p>
         </w:tc>
@@ -8682,7 +8754,7 @@
                 <w:color w:val="59595B"/>
                 <w:sz w:val="19"/>
               </w:rPr>
-              <w:t>2026-02-11</w:t>
+              <w:t>—</w:t>
             </w:r>
           </w:p>
         </w:tc>
@@ -8818,7 +8890,7 @@
                 <w:color w:val="59595B"/>
                 <w:sz w:val="19"/>
               </w:rPr>
-              <w:t>2026-02-10</w:t>
+              <w:t>—</w:t>
             </w:r>
           </w:p>
         </w:tc>
@@ -8951,7 +9023,7 @@
                 <w:color w:val="59595B"/>
                 <w:sz w:val="19"/>
               </w:rPr>
-              <w:t>2026-02-10</w:t>
+              <w:t>—</w:t>
             </w:r>
           </w:p>
         </w:tc>
@@ -9087,7 +9159,7 @@
                 <w:color w:val="59595B"/>
                 <w:sz w:val="19"/>
               </w:rPr>
-              <w:t>2026-02-10</w:t>
+              <w:t>—</w:t>
             </w:r>
           </w:p>
         </w:tc>
@@ -9220,7 +9292,7 @@
                 <w:color w:val="59595B"/>
                 <w:sz w:val="19"/>
               </w:rPr>
-              <w:t>2026-02-10</w:t>
+              <w:t>—</w:t>
             </w:r>
           </w:p>
         </w:tc>
@@ -9356,7 +9428,7 @@
                 <w:color w:val="59595B"/>
                 <w:sz w:val="19"/>
               </w:rPr>
-              <w:t>2026-02-11</w:t>
+              <w:t>—</w:t>
             </w:r>
           </w:p>
         </w:tc>
@@ -9489,7 +9561,7 @@
                 <w:color w:val="59595B"/>
                 <w:sz w:val="19"/>
               </w:rPr>
-              <w:t>2026-02-02</w:t>
+              <w:t>—</w:t>
             </w:r>
           </w:p>
         </w:tc>
@@ -9625,7 +9697,7 @@
                 <w:color w:val="59595B"/>
                 <w:sz w:val="19"/>
               </w:rPr>
-              <w:t>2026-02-02</w:t>
+              <w:t>—</w:t>
             </w:r>
           </w:p>
         </w:tc>
@@ -9758,7 +9830,7 @@
                 <w:color w:val="59595B"/>
                 <w:sz w:val="19"/>
               </w:rPr>
-              <w:t>2026-02-02</w:t>
+              <w:t>—</w:t>
             </w:r>
           </w:p>
         </w:tc>
@@ -9894,7 +9966,7 @@
                 <w:color w:val="59595B"/>
                 <w:sz w:val="19"/>
               </w:rPr>
-              <w:t>2026-02-02</w:t>
+              <w:t>—</w:t>
             </w:r>
           </w:p>
         </w:tc>
@@ -10027,7 +10099,7 @@
                 <w:color w:val="59595B"/>
                 <w:sz w:val="19"/>
               </w:rPr>
-              <w:t>2026-02-02</w:t>
+              <w:t>—</w:t>
             </w:r>
           </w:p>
         </w:tc>
@@ -10163,7 +10235,7 @@
                 <w:color w:val="59595B"/>
                 <w:sz w:val="19"/>
               </w:rPr>
-              <w:t>2026-02-10</w:t>
+              <w:t>—</w:t>
             </w:r>
           </w:p>
         </w:tc>
@@ -10296,7 +10368,7 @@
                 <w:color w:val="59595B"/>
                 <w:sz w:val="19"/>
               </w:rPr>
-              <w:t>2026-02-02</w:t>
+              <w:t>—</w:t>
             </w:r>
           </w:p>
         </w:tc>
@@ -10422,7 +10494,7 @@
           <w:color w:val="59595B"/>
           <w:sz w:val="22"/>
         </w:rPr>
-        <w:t>Recommended action: work with your Technijian contact to review each open Critical/High alert, confirm no further attacker activity is present, and close or suppress confirmed false positives.</w:t>
+        <w:t>Recommended action: email support@technijian.com to review each open Critical/High alert with our team, confirm no further attacker activity is present, and close or suppress confirmed false positives.</w:t>
       </w:r>
     </w:p>
     <w:p/>
@@ -10453,7 +10525,184 @@
           <w:color w:val="59595B"/>
           <w:sz w:val="22"/>
         </w:rPr>
-        <w:t>The CrowdStrike daily pull scheduled task has not yet been registered on the Technijian monitoring workstation. Once registered, future reports will include full endpoint inventory with sensor version, OS distribution, and check-in age analysis. Contact your Technijian account manager to schedule this one-time setup step.</w:t>
+        <w:t>The CrowdStrike daily pull scheduled task has not yet been registered on the Technijian monitoring workstation. Once registered, future reports will include full endpoint inventory with sensor version, OS distribution, and check-in age analysis. Email support@technijian.com to schedule this one-time setup step.</w:t>
+      </w:r>
+    </w:p>
+    <w:p/>
+    <w:tbl>
+      <w:tblPr>
+        <w:tblW w:type="auto" w:w="0"/>
+        <w:tblLayout w:type="fixed"/>
+        <w:tblLook w:firstColumn="1" w:firstRow="1" w:lastColumn="0" w:lastRow="0" w:noHBand="0" w:noVBand="1" w:val="04A0"/>
+      </w:tblPr>
+      <w:tblGrid>
+        <w:gridCol w:w="94"/>
+        <w:gridCol w:w="8976"/>
+      </w:tblGrid>
+      <w:tr>
+        <w:tc>
+          <w:tcPr>
+            <w:tcW w:type="dxa" w:w="94"/>
+            <w:shd w:val="clear" w:color="auto" w:fill="006DB6"/>
+            <w:tcBorders>
+              <w:top w:val="nil"/>
+              <w:left w:val="nil"/>
+              <w:bottom w:val="nil"/>
+              <w:right w:val="nil"/>
+              <w:insideH w:val="nil"/>
+              <w:insideV w:val="nil"/>
+            </w:tcBorders>
+          </w:tcPr>
+          <w:p/>
+        </w:tc>
+        <w:tc>
+          <w:tcPr>
+            <w:tcW w:type="dxa" w:w="8976"/>
+            <w:tcBorders>
+              <w:top w:val="nil"/>
+              <w:left w:val="nil"/>
+              <w:bottom w:val="nil"/>
+              <w:right w:val="nil"/>
+              <w:insideH w:val="nil"/>
+              <w:insideV w:val="nil"/>
+            </w:tcBorders>
+          </w:tcPr>
+          <w:p>
+            <w:pPr>
+              <w:spacing w:before="80" w:after="80"/>
+            </w:pPr>
+            <w:r>
+              <w:rPr>
+                <w:rFonts w:ascii="Open Sans" w:hAnsi="Open Sans"/>
+                <w:b/>
+                <w:i w:val="0"/>
+                <w:color w:val="006DB6"/>
+                <w:sz w:val="28"/>
+              </w:rPr>
+              <w:t xml:space="preserve">  How This Protection Works</w:t>
+            </w:r>
+          </w:p>
+        </w:tc>
+      </w:tr>
+    </w:tbl>
+    <w:p>
+      <w:pPr>
+        <w:spacing w:after="160"/>
+      </w:pPr>
+      <w:r>
+        <w:rPr>
+          <w:rFonts w:ascii="Open Sans" w:hAnsi="Open Sans"/>
+          <w:b w:val="0"/>
+          <w:i w:val="0"/>
+          <w:color w:val="59595B"/>
+          <w:sz w:val="22"/>
+        </w:rPr>
+        <w:t>Your endpoints are protected by a layered security stack — CrowdStrike Falcon and Huntress working alongside each other — chosen and managed by Technijian as an MSP best-practice configuration. Here's what each piece does and why we run both.</w:t>
+      </w:r>
+    </w:p>
+    <w:p>
+      <w:pPr>
+        <w:spacing w:after="160"/>
+      </w:pPr>
+      <w:r>
+        <w:rPr>
+          <w:rFonts w:ascii="Open Sans" w:hAnsi="Open Sans"/>
+          <w:b/>
+          <w:i w:val="0"/>
+          <w:color w:val="1A1A2E"/>
+          <w:sz w:val="24"/>
+        </w:rPr>
+        <w:t>CrowdStrike Falcon: AI-driven EDR with the Falcon Overwatch SOC</w:t>
+      </w:r>
+    </w:p>
+    <w:p>
+      <w:pPr>
+        <w:spacing w:after="160"/>
+      </w:pPr>
+      <w:r>
+        <w:rPr>
+          <w:rFonts w:ascii="Open Sans" w:hAnsi="Open Sans"/>
+          <w:b w:val="0"/>
+          <w:i w:val="0"/>
+          <w:color w:val="59595B"/>
+          <w:sz w:val="22"/>
+        </w:rPr>
+        <w:t>CrowdStrike Falcon is the EDR (Endpoint Detection and Response) layer. Falcon's behavioral AI inspects every process, network connection, and file operation on your endpoints in real time and stops identified threats before they can execute. On top of the AI, CrowdStrike's Falcon Overwatch managed-threat-hunting team — the same elite NOC that protects Fortune 500s and government agencies — watches your environment 24×7 looking for the kind of slow, low-and-slow adversary tradecraft that automated detection alone can miss. Overwatch hunters reach out directly when they see something that needs immediate action.</w:t>
+      </w:r>
+    </w:p>
+    <w:p>
+      <w:pPr>
+        <w:spacing w:after="160"/>
+      </w:pPr>
+      <w:r>
+        <w:rPr>
+          <w:rFonts w:ascii="Open Sans" w:hAnsi="Open Sans"/>
+          <w:b/>
+          <w:i w:val="0"/>
+          <w:color w:val="1A1A2E"/>
+          <w:sz w:val="24"/>
+        </w:rPr>
+        <w:t>Huntress: managed detection &amp; response with a 24×7 SOC</w:t>
+      </w:r>
+    </w:p>
+    <w:p>
+      <w:pPr>
+        <w:spacing w:after="160"/>
+      </w:pPr>
+      <w:r>
+        <w:rPr>
+          <w:rFonts w:ascii="Open Sans" w:hAnsi="Open Sans"/>
+          <w:b w:val="0"/>
+          <w:i w:val="0"/>
+          <w:color w:val="59595B"/>
+          <w:sz w:val="22"/>
+        </w:rPr>
+        <w:t>Huntress runs its own Security Operations Center staffed with threat hunters who review every signal that fires on your endpoints around the clock — not just nights and weekends, but 24×7×365. When the Huntress agent flags suspicious behavior (persistence mechanisms, process injection, credential abuse, known-bad files), the activity is examined by Huntress threat hunters BEFORE it ever reaches Technijian. False positives are filtered out at the source so that what does reach our team is signal, not noise. When Huntress sees something that needs attention, they coordinate response with Technijian and provide guided remediation playbooks.</w:t>
+      </w:r>
+    </w:p>
+    <w:p>
+      <w:pPr>
+        <w:spacing w:after="160"/>
+      </w:pPr>
+      <w:r>
+        <w:rPr>
+          <w:rFonts w:ascii="Open Sans" w:hAnsi="Open Sans"/>
+          <w:b/>
+          <w:i w:val="0"/>
+          <w:color w:val="1A1A2E"/>
+          <w:sz w:val="24"/>
+        </w:rPr>
+        <w:t>Why both? Defense in depth.</w:t>
+      </w:r>
+    </w:p>
+    <w:p>
+      <w:pPr>
+        <w:spacing w:after="160"/>
+      </w:pPr>
+      <w:r>
+        <w:rPr>
+          <w:rFonts w:ascii="Open Sans" w:hAnsi="Open Sans"/>
+          <w:b w:val="0"/>
+          <w:i w:val="0"/>
+          <w:color w:val="59595B"/>
+          <w:sz w:val="22"/>
+        </w:rPr>
+        <w:t>CrowdStrike and Huntress are deliberately complementary. CrowdStrike's Falcon is industry-leading nation-state-grade EDR with the broadest telemetry collection and the most mature threat-intel feed in the market. Huntress is tuned for the SMB and mid-market threat landscape — phishing-driven footholds, persistence tradecraft, credential theft, and the kinds of attacks that target managed-service customers. They use different detection styles, different telemetry sources, and different threat-intelligence pipelines.</w:t>
+      </w:r>
+    </w:p>
+    <w:p>
+      <w:pPr>
+        <w:spacing w:after="160"/>
+      </w:pPr>
+      <w:r>
+        <w:rPr>
+          <w:rFonts w:ascii="Open Sans" w:hAnsi="Open Sans"/>
+          <w:b w:val="0"/>
+          <w:i w:val="0"/>
+          <w:color w:val="59595B"/>
+          <w:sz w:val="22"/>
+        </w:rPr>
+        <w:t>Running them together gives your endpoints two independent sets of expert eyes — CrowdStrike's Overwatch team and Huntress's SOC — both watching 24×7. If one platform misses something, the other is extremely likely to catch it. This redundant, layered approach is the configuration Technijian recommends as best-in-class endpoint protection for clients who can't afford a security incident.</w:t>
       </w:r>
     </w:p>
     <w:p/>

--- a/clients/aoc/crowdstrike/monthly/2026-02/AOC-CrowdStrike-Activity-2026-02.docx
+++ b/clients/aoc/crowdstrike/monthly/2026-02/AOC-CrowdStrike-Activity-2026-02.docx
@@ -10526,6 +10526,201 @@
           <w:sz w:val="22"/>
         </w:rPr>
         <w:t>The CrowdStrike daily pull scheduled task has not yet been registered on the Technijian monitoring workstation. Once registered, future reports will include full endpoint inventory with sensor version, OS distribution, and check-in age analysis. Email support@technijian.com to schedule this one-time setup step.</w:t>
+      </w:r>
+    </w:p>
+    <w:p/>
+    <w:tbl>
+      <w:tblPr>
+        <w:tblW w:type="auto" w:w="0"/>
+        <w:tblLayout w:type="fixed"/>
+        <w:tblLook w:firstColumn="1" w:firstRow="1" w:lastColumn="0" w:lastRow="0" w:noHBand="0" w:noVBand="1" w:val="04A0"/>
+      </w:tblPr>
+      <w:tblGrid>
+        <w:gridCol w:w="94"/>
+        <w:gridCol w:w="8976"/>
+      </w:tblGrid>
+      <w:tr>
+        <w:tc>
+          <w:tcPr>
+            <w:tcW w:type="dxa" w:w="94"/>
+            <w:shd w:val="clear" w:color="auto" w:fill="006DB6"/>
+            <w:tcBorders>
+              <w:top w:val="nil"/>
+              <w:left w:val="nil"/>
+              <w:bottom w:val="nil"/>
+              <w:right w:val="nil"/>
+              <w:insideH w:val="nil"/>
+              <w:insideV w:val="nil"/>
+            </w:tcBorders>
+          </w:tcPr>
+          <w:p/>
+        </w:tc>
+        <w:tc>
+          <w:tcPr>
+            <w:tcW w:type="dxa" w:w="8976"/>
+            <w:tcBorders>
+              <w:top w:val="nil"/>
+              <w:left w:val="nil"/>
+              <w:bottom w:val="nil"/>
+              <w:right w:val="nil"/>
+              <w:insideH w:val="nil"/>
+              <w:insideV w:val="nil"/>
+            </w:tcBorders>
+          </w:tcPr>
+          <w:p>
+            <w:pPr>
+              <w:spacing w:before="80" w:after="80"/>
+            </w:pPr>
+            <w:r>
+              <w:rPr>
+                <w:rFonts w:ascii="Open Sans" w:hAnsi="Open Sans"/>
+                <w:b/>
+                <w:i w:val="0"/>
+                <w:color w:val="006DB6"/>
+                <w:sz w:val="28"/>
+              </w:rPr>
+              <w:t xml:space="preserve">  Compliance Alignment</w:t>
+            </w:r>
+          </w:p>
+        </w:tc>
+      </w:tr>
+    </w:tbl>
+    <w:p>
+      <w:pPr>
+        <w:spacing w:after="160"/>
+      </w:pPr>
+      <w:r>
+        <w:rPr>
+          <w:rFonts w:ascii="Open Sans" w:hAnsi="Open Sans"/>
+          <w:b w:val="0"/>
+          <w:i w:val="0"/>
+          <w:color w:val="59595B"/>
+          <w:sz w:val="22"/>
+        </w:rPr>
+        <w:t>This client's industry classification is Real Estate / Property Management. Based on that classification, the data Technijian's stack is helping protect is most likely characterized as: PCI / Resident PII.</w:t>
+      </w:r>
+    </w:p>
+    <w:p>
+      <w:pPr>
+        <w:spacing w:after="160"/>
+      </w:pPr>
+      <w:r>
+        <w:rPr>
+          <w:rFonts w:ascii="Open Sans" w:hAnsi="Open Sans"/>
+          <w:b w:val="0"/>
+          <w:i w:val="0"/>
+          <w:color w:val="59595B"/>
+          <w:sz w:val="21"/>
+        </w:rPr>
+        <w:t>Property managers process resident payments (rent, deposits, fees), triggering PCI DSS scope. Fair Housing Act records, applicant/resident PII, and California CCPA obligations all apply. Some clients also process credit/background checks bringing FCRA into scope.</w:t>
+      </w:r>
+    </w:p>
+    <w:p>
+      <w:pPr>
+        <w:spacing w:after="160"/>
+      </w:pPr>
+      <w:r>
+        <w:rPr>
+          <w:rFonts w:ascii="Open Sans" w:hAnsi="Open Sans"/>
+          <w:b/>
+          <w:i w:val="0"/>
+          <w:color w:val="1A1A2E"/>
+          <w:sz w:val="22"/>
+        </w:rPr>
+        <w:t>How Technijian's monitoring stack supports each framework:</w:t>
+      </w:r>
+    </w:p>
+    <w:p>
+      <w:pPr>
+        <w:pStyle w:val="ListBullet"/>
+        <w:spacing w:after="80"/>
+      </w:pPr>
+      <w:r>
+        <w:rPr>
+          <w:rFonts w:ascii="Open Sans" w:hAnsi="Open Sans"/>
+          <w:b/>
+          <w:i w:val="0"/>
+          <w:color w:val="1A1A2E"/>
+          <w:sz w:val="22"/>
+        </w:rPr>
+        <w:t xml:space="preserve">PCI DSS: </w:t>
+      </w:r>
+      <w:r>
+        <w:rPr>
+          <w:rFonts w:ascii="Open Sans" w:hAnsi="Open Sans"/>
+          <w:b w:val="0"/>
+          <w:i w:val="0"/>
+          <w:color w:val="59595B"/>
+          <w:sz w:val="22"/>
+        </w:rPr>
+        <w:t>system patching, anti-malware, and continuous vulnerability monitoring satisfy PCI DSS 4.0 Requirements 5, 6, 11, and 12. Technijian's monthly reports are the audit evidence.</w:t>
+      </w:r>
+    </w:p>
+    <w:p>
+      <w:pPr>
+        <w:pStyle w:val="ListBullet"/>
+        <w:spacing w:after="80"/>
+      </w:pPr>
+      <w:r>
+        <w:rPr>
+          <w:rFonts w:ascii="Open Sans" w:hAnsi="Open Sans"/>
+          <w:b/>
+          <w:i w:val="0"/>
+          <w:color w:val="1A1A2E"/>
+          <w:sz w:val="22"/>
+        </w:rPr>
+        <w:t xml:space="preserve">Fair Housing Act: </w:t>
+      </w:r>
+      <w:r>
+        <w:rPr>
+          <w:rFonts w:ascii="Open Sans" w:hAnsi="Open Sans"/>
+          <w:b w:val="0"/>
+          <w:i w:val="0"/>
+          <w:color w:val="59595B"/>
+          <w:sz w:val="22"/>
+        </w:rPr>
+        <w:t>audit logs around resident applicant data demonstrate the non-discrimination and recordkeeping controls the Fair Housing Act requires.</w:t>
+      </w:r>
+    </w:p>
+    <w:p>
+      <w:pPr>
+        <w:pStyle w:val="ListBullet"/>
+        <w:spacing w:after="80"/>
+      </w:pPr>
+      <w:r>
+        <w:rPr>
+          <w:rFonts w:ascii="Open Sans" w:hAnsi="Open Sans"/>
+          <w:b/>
+          <w:i w:val="0"/>
+          <w:color w:val="1A1A2E"/>
+          <w:sz w:val="22"/>
+        </w:rPr>
+        <w:t xml:space="preserve">California CCPA: </w:t>
+      </w:r>
+      <w:r>
+        <w:rPr>
+          <w:rFonts w:ascii="Open Sans" w:hAnsi="Open Sans"/>
+          <w:b w:val="0"/>
+          <w:i w:val="0"/>
+          <w:color w:val="59595B"/>
+          <w:sz w:val="22"/>
+        </w:rPr>
+        <w:t>breach-detection and incident-response capabilities support CCPA §1798.150 reasonable-security obligations and the 72-hour notification window for incidents involving California-resident PII.</w:t>
+      </w:r>
+    </w:p>
+    <w:p>
+      <w:pPr>
+        <w:spacing w:after="160"/>
+      </w:pPr>
+      <w:r>
+        <w:rPr>
+          <w:rFonts w:ascii="Open Sans" w:hAnsi="Open Sans"/>
+          <w:b w:val="0"/>
+          <w:i w:val="0"/>
+          <w:color w:val="59595B"/>
+          <w:sz w:val="19"/>
+        </w:rPr>
+        <w:t>This classification was generated automatically from the client's name and contact-domain signals. If the industry or compliance scope shown here doesn't match your operations, please reply to this report and we'll update the classification — Technijian's team can also produce a deeper compliance-posture report on request.</w:t>
       </w:r>
     </w:p>
     <w:p/>
